--- a/Desarrollo/ACP/Análisis/ACP-CU06.docx
+++ b/Desarrollo/ACP/Análisis/ACP-CU06.docx
@@ -1002,8 +1002,16 @@
         <w:rPr>
           <w:rFonts w:ascii="Arial" w:eastAsia="Arial" w:hAnsi="Arial"/>
         </w:rPr>
-        <w:t xml:space="preserve"> y abreviaciones</w:t>
-      </w:r>
+        <w:t xml:space="preserve"> y </w:t>
+      </w:r>
+      <w:proofErr w:type="spellStart"/>
+      <w:r>
+        <w:rPr>
+          <w:rFonts w:ascii="Arial" w:eastAsia="Arial" w:hAnsi="Arial"/>
+        </w:rPr>
+        <w:t>abreviaciones</w:t>
+      </w:r>
+      <w:proofErr w:type="spellEnd"/>
     </w:p>
     <w:p>
       <w:pPr>
@@ -1431,6 +1439,7 @@
       </w:pPr>
       <w:r>
         <w:rPr>
+          <w:noProof/>
           <w:lang w:val="es-ES"/>
         </w:rPr>
         <w:drawing>
@@ -2244,6 +2253,12 @@
         </w:rPr>
         <w:t>CU006. La interfaz debe incluir selección de periodo, resumen de ingresos y gastos, gráfico comparativo y distribución por categoría.</w:t>
       </w:r>
+      <w:r>
+        <w:rPr>
+          <w:lang w:val="es-ES"/>
+        </w:rPr>
+        <w:t>-</w:t>
+      </w:r>
     </w:p>
     <w:p>
       <w:pPr>
@@ -2254,6 +2269,7 @@
       </w:pPr>
       <w:r>
         <w:rPr>
+          <w:noProof/>
           <w:lang w:val="es-ES"/>
         </w:rPr>
         <w:lastRenderedPageBreak/>
@@ -3175,6 +3191,7 @@
   <w:style w:type="character" w:default="1" w:styleId="Fuentedeprrafopredeter">
     <w:name w:val="Default Paragraph Font"/>
     <w:uiPriority w:val="1"/>
+    <w:semiHidden/>
     <w:unhideWhenUsed/>
   </w:style>
   <w:style w:type="table" w:default="1" w:styleId="Tablanormal">
